--- a/data/revised_2026-10_full/outputs/v2/Biology/SS2.3_Plant_Gaseous_Exchange_and_Respiration/Biology_Plant_Gaseous_Exchange_and_Respiration_SummaryTable.docx
+++ b/data/revised_2026-10_full/outputs/v2/Biology/SS2.3_Plant_Gaseous_Exchange_and_Respiration/Biology_Plant_Gaseous_Exchange_and_Respiration_SummaryTable.docx
@@ -2464,7 +2464,7 @@
         </w:rPr>
         <w:t xml:space="preserve">© 2026 SeaVuria and ARES. This work is licensed under a </w:t>
       </w:r>
-      <w:hyperlink w:history="1" r:id="rIdpurbkjtzzkj10pqqayadj">
+      <w:hyperlink w:history="1" r:id="rId1qijks8kgdm3pjkmxxz8r">
         <w:r>
           <w:rPr>
             <w:rFonts w:ascii="Arial" w:cs="Arial" w:eastAsia="Arial" w:hAnsi="Arial"/>
@@ -2484,7 +2484,7 @@
         </w:rPr>
         <w:t xml:space="preserve"> (</w:t>
       </w:r>
-      <w:hyperlink w:history="1" r:id="rIdneniz9dgwuqwa4up0rxya">
+      <w:hyperlink w:history="1" r:id="rIdwpj4_cjmk_xliowcalbdl">
         <w:r>
           <w:rPr>
             <w:rFonts w:ascii="Arial" w:cs="Arial" w:eastAsia="Arial" w:hAnsi="Arial"/>
@@ -2504,7 +2504,7 @@
         </w:rPr>
         <w:t xml:space="preserve">). To view a copy of this license, visit </w:t>
       </w:r>
-      <w:hyperlink w:history="1" r:id="rId9pa-k1pzfrdbusutxlvtv">
+      <w:hyperlink w:history="1" r:id="rIdhenstr7nnqgtcta6-y92p">
         <w:r>
           <w:rPr>
             <w:rFonts w:ascii="Arial" w:cs="Arial" w:eastAsia="Arial" w:hAnsi="Arial"/>
